--- a/Hik.docx
+++ b/Hik.docx
@@ -115,7 +115,7 @@
         <w:spacing w:before="100" w:beforeAutospacing="1" w:after="100" w:afterAutospacing="1"/>
         <w:jc w:val="left"/>
         <w:rPr>
-          <w:rFonts w:ascii="宋体" w:eastAsia="宋体" w:hAnsi="宋体" w:cs="宋体" w:hint="eastAsia"/>
+          <w:rFonts w:ascii="宋体" w:eastAsia="宋体" w:hAnsi="宋体" w:cs="宋体"/>
           <w:kern w:val="0"/>
           <w:sz w:val="24"/>
           <w:szCs w:val="24"/>
@@ -402,47 +402,7 @@
           <w:sz w:val="24"/>
           <w:szCs w:val="24"/>
         </w:rPr>
-        <w:t>、地图分割头、</w:t>
-      </w:r>
-      <w:proofErr w:type="gramStart"/>
-      <w:r>
-        <w:rPr>
-          <w:rFonts w:ascii="宋体" w:eastAsia="宋体" w:hAnsi="宋体" w:cs="宋体"/>
-          <w:kern w:val="0"/>
-          <w:sz w:val="24"/>
-          <w:szCs w:val="24"/>
-        </w:rPr>
-        <w:t>多帧点云</w:t>
-      </w:r>
-      <w:proofErr w:type="gramEnd"/>
-      <w:r>
-        <w:rPr>
-          <w:rFonts w:ascii="宋体" w:eastAsia="宋体" w:hAnsi="宋体" w:cs="宋体"/>
-          <w:kern w:val="0"/>
-          <w:sz w:val="24"/>
-          <w:szCs w:val="24"/>
-        </w:rPr>
-        <w:t>融合、相机/lidar 标定对齐与数据增强管线，复用官方</w:t>
-      </w:r>
-      <w:proofErr w:type="gramStart"/>
-      <w:r>
-        <w:rPr>
-          <w:rFonts w:ascii="宋体" w:eastAsia="宋体" w:hAnsi="宋体" w:cs="宋体"/>
-          <w:kern w:val="0"/>
-          <w:sz w:val="24"/>
-          <w:szCs w:val="24"/>
-        </w:rPr>
-        <w:t>预训练</w:t>
-      </w:r>
-      <w:proofErr w:type="gramEnd"/>
-      <w:r>
-        <w:rPr>
-          <w:rFonts w:ascii="宋体" w:eastAsia="宋体" w:hAnsi="宋体" w:cs="宋体"/>
-          <w:kern w:val="0"/>
-          <w:sz w:val="24"/>
-          <w:szCs w:val="24"/>
-        </w:rPr>
-        <w:t>权重完成虚拟数据训练。</w:t>
+        <w:t>、地图分割头、多帧点云融合、相机/lidar 标定对齐与数据增强管线，复用官方预训练权重完成虚拟数据训练。</w:t>
       </w:r>
     </w:p>
     <w:p>
@@ -489,27 +449,7 @@
           <w:sz w:val="24"/>
           <w:szCs w:val="24"/>
         </w:rPr>
-        <w:t xml:space="preserve"> 深度等维度；代码</w:t>
-      </w:r>
-      <w:proofErr w:type="gramStart"/>
-      <w:r>
-        <w:rPr>
-          <w:rFonts w:ascii="宋体" w:eastAsia="宋体" w:hAnsi="宋体" w:cs="宋体"/>
-          <w:kern w:val="0"/>
-          <w:sz w:val="24"/>
-          <w:szCs w:val="24"/>
-        </w:rPr>
-        <w:t>层实现</w:t>
-      </w:r>
-      <w:proofErr w:type="gramEnd"/>
-      <w:r>
-        <w:rPr>
-          <w:rFonts w:ascii="宋体" w:eastAsia="宋体" w:hAnsi="宋体" w:cs="宋体"/>
-          <w:kern w:val="0"/>
-          <w:sz w:val="24"/>
-          <w:szCs w:val="24"/>
-        </w:rPr>
-        <w:t xml:space="preserve"> Pillar + 2D BEV 编码器、轻量分割头、MobileNetV2 相机骨干，并通过组合实验收敛最优方案。</w:t>
+        <w:t xml:space="preserve"> 深度等维度；代码层实现 Pillar + 2D BEV 编码器、轻量分割头、MobileNetV2 相机骨干，并通过组合实验收敛最优方案。</w:t>
       </w:r>
     </w:p>
     <w:p>
@@ -607,27 +547,7 @@
           <w:sz w:val="24"/>
           <w:szCs w:val="24"/>
         </w:rPr>
-        <w:t>定位 3D 稀疏卷积推理阶段显存异常增长至 16GB 的问题，并通过 Pillar 编码方案绕开该路径，保证部署</w:t>
-      </w:r>
-      <w:proofErr w:type="gramStart"/>
-      <w:r>
-        <w:rPr>
-          <w:rFonts w:ascii="宋体" w:eastAsia="宋体" w:hAnsi="宋体" w:cs="宋体"/>
-          <w:kern w:val="0"/>
-          <w:sz w:val="24"/>
-          <w:szCs w:val="24"/>
-        </w:rPr>
-        <w:t>侧显存稳定</w:t>
-      </w:r>
-      <w:proofErr w:type="gramEnd"/>
-      <w:r>
-        <w:rPr>
-          <w:rFonts w:ascii="宋体" w:eastAsia="宋体" w:hAnsi="宋体" w:cs="宋体"/>
-          <w:kern w:val="0"/>
-          <w:sz w:val="24"/>
-          <w:szCs w:val="24"/>
-        </w:rPr>
-        <w:t>在约 2.9GB。</w:t>
+        <w:t>定位 3D 稀疏卷积推理阶段显存异常增长至 16GB 的问题，并通过 Pillar 编码方案绕开该路径，保证部署侧显存稳定在约 2.9GB。</w:t>
       </w:r>
     </w:p>
     <w:p>
@@ -715,6 +635,167 @@
       </w:r>
     </w:p>
     <w:p/>
+    <w:p>
+      <w:r>
+        <w:rPr>
+          <w:rFonts w:hint="eastAsia"/>
+        </w:rPr>
+        <w:t>configs\</w:t>
+      </w:r>
+      <w:proofErr w:type="spellStart"/>
+      <w:r>
+        <w:rPr>
+          <w:rFonts w:hint="eastAsia"/>
+        </w:rPr>
+        <w:t>robot_bev</w:t>
+      </w:r>
+      <w:proofErr w:type="spellEnd"/>
+      <w:r>
+        <w:rPr>
+          <w:rFonts w:hint="eastAsia"/>
+        </w:rPr>
+        <w:t>\seg下a1-a6（不包括a2）是从配置参数做的轻量化，main分支是对应代码；b1，b2是从代码进行的轻量化，B1,B2，B6分支是轻量化代码；你先熟悉这些内容，代码分支可以从git读取；稍后我会将测试的结果发给你，帮我根据结果做分析</w:t>
+      </w:r>
+    </w:p>
+    <w:p>
+      <w:pPr>
+        <w:rPr>
+          <w:rFonts w:hint="eastAsia"/>
+        </w:rPr>
+      </w:pPr>
+      <w:r>
+        <w:rPr>
+          <w:rFonts w:hint="eastAsia"/>
+        </w:rPr>
+        <w:t xml:space="preserve"> </w:t>
+      </w:r>
+    </w:p>
+    <w:p>
+      <w:pPr>
+        <w:rPr>
+          <w:rFonts w:hint="eastAsia"/>
+        </w:rPr>
+      </w:pPr>
+      <w:r>
+        <w:rPr>
+          <w:rFonts w:hint="eastAsia"/>
+        </w:rPr>
+        <w:t>E:\lxx\V4\lightweighting是相关的实验结果，包含训练日志和测试日志；E:\lxx\error\test_p是使用tools\benchmark_robot_bev_deployment.py在远程服务器测试的记录结果</w:t>
+      </w:r>
+    </w:p>
+    <w:p>
+      <w:pPr>
+        <w:rPr>
+          <w:rFonts w:hint="eastAsia"/>
+        </w:rPr>
+      </w:pPr>
+      <w:r>
+        <w:rPr>
+          <w:rFonts w:hint="eastAsia"/>
+        </w:rPr>
+        <w:t>根据上述记录对实验结果进行分析</w:t>
+      </w:r>
+      <w:r>
+        <w:rPr>
+          <w:rFonts w:hint="eastAsia"/>
+        </w:rPr>
+        <w:br/>
+      </w:r>
+    </w:p>
+    <w:p>
+      <w:pPr>
+        <w:rPr>
+          <w:rFonts w:hint="eastAsia"/>
+        </w:rPr>
+      </w:pPr>
+      <w:r>
+        <w:rPr>
+          <w:rFonts w:hint="eastAsia"/>
+        </w:rPr>
+        <w:t>该项目是实习期间的一个产出。实习的任务是调研探索车端</w:t>
+      </w:r>
+      <w:proofErr w:type="spellStart"/>
+      <w:r>
+        <w:rPr>
+          <w:rFonts w:hint="eastAsia"/>
+        </w:rPr>
+        <w:t>bev</w:t>
+      </w:r>
+      <w:proofErr w:type="spellEnd"/>
+      <w:r>
+        <w:rPr>
+          <w:rFonts w:hint="eastAsia"/>
+        </w:rPr>
+        <w:t>算法在室内扫地机器人的可行性。选择</w:t>
+      </w:r>
+      <w:proofErr w:type="spellStart"/>
+      <w:r>
+        <w:rPr>
+          <w:rFonts w:hint="eastAsia"/>
+        </w:rPr>
+        <w:t>bevfusion</w:t>
+      </w:r>
+      <w:proofErr w:type="spellEnd"/>
+      <w:r>
+        <w:rPr>
+          <w:rFonts w:hint="eastAsia"/>
+        </w:rPr>
+        <w:t>作为基线，将其迁移到适配扫地机器人是单RGB相机+lidar；由于缺少数据集，又使用</w:t>
+      </w:r>
+      <w:proofErr w:type="spellStart"/>
+      <w:r>
+        <w:rPr>
+          <w:rFonts w:hint="eastAsia"/>
+        </w:rPr>
+        <w:t>habitat+replica</w:t>
+      </w:r>
+      <w:proofErr w:type="spellEnd"/>
+      <w:r>
+        <w:rPr>
+          <w:rFonts w:hint="eastAsia"/>
+        </w:rPr>
+        <w:t>渲染虚拟的扫地机器人数据集，使用该数据集进行训练、测试；验证了车端</w:t>
+      </w:r>
+      <w:proofErr w:type="spellStart"/>
+      <w:r>
+        <w:rPr>
+          <w:rFonts w:hint="eastAsia"/>
+        </w:rPr>
+        <w:t>bev</w:t>
+      </w:r>
+      <w:proofErr w:type="spellEnd"/>
+      <w:r>
+        <w:rPr>
+          <w:rFonts w:hint="eastAsia"/>
+        </w:rPr>
+        <w:t>在扫地机器人的可行性；然后又进行轻量化的代码优化和实验。所有的修改提交都在git有记录。</w:t>
+      </w:r>
+    </w:p>
+    <w:p>
+      <w:pPr>
+        <w:widowControl/>
+        <w:jc w:val="left"/>
+        <w:rPr>
+          <w:rFonts w:ascii="宋体" w:eastAsia="宋体" w:hAnsi="宋体" w:cs="宋体" w:hint="eastAsia"/>
+          <w:kern w:val="0"/>
+          <w:sz w:val="24"/>
+          <w:szCs w:val="24"/>
+        </w:rPr>
+      </w:pPr>
+      <w:r>
+        <w:rPr>
+          <w:rFonts w:hint="eastAsia"/>
+        </w:rPr>
+        <w:t>截至目前，你认为这段实习工作量如何？</w:t>
+      </w:r>
+    </w:p>
+    <w:p>
+      <w:pPr>
+        <w:rPr>
+          <w:rFonts w:hint="eastAsia"/>
+        </w:rPr>
+      </w:pPr>
+    </w:p>
     <w:sectPr>
       <w:pgSz w:w="11906" w:h="16838"/>
       <w:pgMar w:top="1440" w:right="1800" w:bottom="1440" w:left="1800" w:header="851" w:footer="992" w:gutter="0"/>
@@ -723,6 +804,44 @@
     </w:sectPr>
   </w:body>
 </w:document>
+</file>
+
+<file path=word/endnotes.xml><?xml version="1.0" encoding="utf-8"?>
+<w:endnotes xmlns:wpc="http://schemas.microsoft.com/office/word/2010/wordprocessingCanvas" xmlns:cx="http://schemas.microsoft.com/office/drawing/2014/chartex" xmlns:cx1="http://schemas.microsoft.com/office/drawing/2015/9/8/chartex" xmlns:cx2="http://schemas.microsoft.com/office/drawing/2015/10/21/chartex" xmlns:cx3="http://schemas.microsoft.com/office/drawing/2016/5/9/chartex" xmlns:cx4="http://schemas.microsoft.com/office/drawing/2016/5/10/chartex" xmlns:cx5="http://schemas.microsoft.com/office/drawing/2016/5/11/chartex" xmlns:cx6="http://schemas.microsoft.com/office/drawing/2016/5/12/chartex" xmlns:cx7="http://schemas.microsoft.com/office/drawing/2016/5/13/chartex" xmlns:cx8="http://schemas.microsoft.com/office/drawing/2016/5/14/chartex" xmlns:mc="http://schemas.openxmlformats.org/markup-compatibility/2006" xmlns:aink="http://schemas.microsoft.com/office/drawing/2016/ink" xmlns:am3d="http://schemas.microsoft.com/office/drawing/2017/model3d" xmlns:o="urn:schemas-microsoft-com:office:office" xmlns:r="http://schemas.openxmlformats.org/officeDocument/2006/relationships" xmlns:m="http://schemas.openxmlformats.org/officeDocument/2006/math" xmlns:v="urn:schemas-microsoft-com:vml" xmlns:wp14="http://schemas.microsoft.com/office/word/2010/wordprocessingDrawing" xmlns:wp="http://schemas.openxmlformats.org/drawingml/2006/wordprocessingDrawing" xmlns:w10="urn:schemas-microsoft-com:office:word" xmlns:w="http://schemas.openxmlformats.org/wordprocessingml/2006/main" xmlns:w14="http://schemas.microsoft.com/office/word/2010/wordml" xmlns:w15="http://schemas.microsoft.com/office/word/2012/wordml" xmlns:w16cex="http://schemas.microsoft.com/office/word/2018/wordml/cex" xmlns:w16cid="http://schemas.microsoft.com/office/word/2016/wordml/cid" xmlns:w16="http://schemas.microsoft.com/office/word/2018/wordml" xmlns:w16sdtdh="http://schemas.microsoft.com/office/word/2020/wordml/sdtdatahash" xmlns:w16se="http://schemas.microsoft.com/office/word/2015/wordml/symex" xmlns:wpg="http://schemas.microsoft.com/office/word/2010/wordprocessingGroup" xmlns:wpi="http://schemas.microsoft.com/office/word/2010/wordprocessingInk" xmlns:wne="http://schemas.microsoft.com/office/word/2006/wordml" xmlns:wps="http://schemas.microsoft.com/office/word/2010/wordprocessingShape" mc:Ignorable="w14 w15 w16se w16cid w16 w16cex w16sdtdh wp14">
+  <w:endnote w:type="separator" w:id="-1">
+    <w:p>
+      <w:r>
+        <w:separator/>
+      </w:r>
+    </w:p>
+  </w:endnote>
+  <w:endnote w:type="continuationSeparator" w:id="0">
+    <w:p>
+      <w:r>
+        <w:continuationSeparator/>
+      </w:r>
+    </w:p>
+  </w:endnote>
+</w:endnotes>
+</file>
+
+<file path=word/footnotes.xml><?xml version="1.0" encoding="utf-8"?>
+<w:footnotes xmlns:wpc="http://schemas.microsoft.com/office/word/2010/wordprocessingCanvas" xmlns:cx="http://schemas.microsoft.com/office/drawing/2014/chartex" xmlns:cx1="http://schemas.microsoft.com/office/drawing/2015/9/8/chartex" xmlns:cx2="http://schemas.microsoft.com/office/drawing/2015/10/21/chartex" xmlns:cx3="http://schemas.microsoft.com/office/drawing/2016/5/9/chartex" xmlns:cx4="http://schemas.microsoft.com/office/drawing/2016/5/10/chartex" xmlns:cx5="http://schemas.microsoft.com/office/drawing/2016/5/11/chartex" xmlns:cx6="http://schemas.microsoft.com/office/drawing/2016/5/12/chartex" xmlns:cx7="http://schemas.microsoft.com/office/drawing/2016/5/13/chartex" xmlns:cx8="http://schemas.microsoft.com/office/drawing/2016/5/14/chartex" xmlns:mc="http://schemas.openxmlformats.org/markup-compatibility/2006" xmlns:aink="http://schemas.microsoft.com/office/drawing/2016/ink" xmlns:am3d="http://schemas.microsoft.com/office/drawing/2017/model3d" xmlns:o="urn:schemas-microsoft-com:office:office" xmlns:r="http://schemas.openxmlformats.org/officeDocument/2006/relationships" xmlns:m="http://schemas.openxmlformats.org/officeDocument/2006/math" xmlns:v="urn:schemas-microsoft-com:vml" xmlns:wp14="http://schemas.microsoft.com/office/word/2010/wordprocessingDrawing" xmlns:wp="http://schemas.openxmlformats.org/drawingml/2006/wordprocessingDrawing" xmlns:w10="urn:schemas-microsoft-com:office:word" xmlns:w="http://schemas.openxmlformats.org/wordprocessingml/2006/main" xmlns:w14="http://schemas.microsoft.com/office/word/2010/wordml" xmlns:w15="http://schemas.microsoft.com/office/word/2012/wordml" xmlns:w16cex="http://schemas.microsoft.com/office/word/2018/wordml/cex" xmlns:w16cid="http://schemas.microsoft.com/office/word/2016/wordml/cid" xmlns:w16="http://schemas.microsoft.com/office/word/2018/wordml" xmlns:w16sdtdh="http://schemas.microsoft.com/office/word/2020/wordml/sdtdatahash" xmlns:w16se="http://schemas.microsoft.com/office/word/2015/wordml/symex" xmlns:wpg="http://schemas.microsoft.com/office/word/2010/wordprocessingGroup" xmlns:wpi="http://schemas.microsoft.com/office/word/2010/wordprocessingInk" xmlns:wne="http://schemas.microsoft.com/office/word/2006/wordml" xmlns:wps="http://schemas.microsoft.com/office/word/2010/wordprocessingShape" mc:Ignorable="w14 w15 w16se w16cid w16 w16cex w16sdtdh wp14">
+  <w:footnote w:type="separator" w:id="-1">
+    <w:p>
+      <w:r>
+        <w:separator/>
+      </w:r>
+    </w:p>
+  </w:footnote>
+  <w:footnote w:type="continuationSeparator" w:id="0">
+    <w:p>
+      <w:r>
+        <w:continuationSeparator/>
+      </w:r>
+    </w:p>
+  </w:footnote>
+</w:footnotes>
 </file>
 
 <file path=word/numbering.xml><?xml version="1.0" encoding="utf-8"?>
@@ -1328,6 +1447,71 @@
       <w:szCs w:val="24"/>
     </w:rPr>
   </w:style>
+  <w:style w:type="paragraph" w:styleId="a4">
+    <w:name w:val="header"/>
+    <w:basedOn w:val="a"/>
+    <w:link w:val="a5"/>
+    <w:uiPriority w:val="99"/>
+    <w:unhideWhenUsed/>
+    <w:rsid w:val="00C230EA"/>
+    <w:pPr>
+      <w:pBdr>
+        <w:bottom w:val="single" w:sz="6" w:space="1" w:color="auto"/>
+      </w:pBdr>
+      <w:tabs>
+        <w:tab w:val="center" w:pos="4153"/>
+        <w:tab w:val="right" w:pos="8306"/>
+      </w:tabs>
+      <w:snapToGrid w:val="0"/>
+      <w:jc w:val="center"/>
+    </w:pPr>
+    <w:rPr>
+      <w:sz w:val="18"/>
+      <w:szCs w:val="18"/>
+    </w:rPr>
+  </w:style>
+  <w:style w:type="character" w:customStyle="1" w:styleId="a5">
+    <w:name w:val="页眉 字符"/>
+    <w:basedOn w:val="a0"/>
+    <w:link w:val="a4"/>
+    <w:uiPriority w:val="99"/>
+    <w:rsid w:val="00C230EA"/>
+    <w:rPr>
+      <w:sz w:val="18"/>
+      <w:szCs w:val="18"/>
+    </w:rPr>
+  </w:style>
+  <w:style w:type="paragraph" w:styleId="a6">
+    <w:name w:val="footer"/>
+    <w:basedOn w:val="a"/>
+    <w:link w:val="a7"/>
+    <w:uiPriority w:val="99"/>
+    <w:unhideWhenUsed/>
+    <w:rsid w:val="00C230EA"/>
+    <w:pPr>
+      <w:tabs>
+        <w:tab w:val="center" w:pos="4153"/>
+        <w:tab w:val="right" w:pos="8306"/>
+      </w:tabs>
+      <w:snapToGrid w:val="0"/>
+      <w:jc w:val="left"/>
+    </w:pPr>
+    <w:rPr>
+      <w:sz w:val="18"/>
+      <w:szCs w:val="18"/>
+    </w:rPr>
+  </w:style>
+  <w:style w:type="character" w:customStyle="1" w:styleId="a7">
+    <w:name w:val="页脚 字符"/>
+    <w:basedOn w:val="a0"/>
+    <w:link w:val="a6"/>
+    <w:uiPriority w:val="99"/>
+    <w:rsid w:val="00C230EA"/>
+    <w:rPr>
+      <w:sz w:val="18"/>
+      <w:szCs w:val="18"/>
+    </w:rPr>
+  </w:style>
 </w:styles>
 </file>
 
